--- a/Paladin_Compliance_1.13_Governance_Decision_Integrity_and_Accountability_Preservation.docx
+++ b/Paladin_Compliance_1.13_Governance_Decision_Integrity_and_Accountability_Preservation.docx
@@ -1142,7 +1142,7 @@
                 <w:color w:val="2F3A4A"/>
                 <w:sz w:val="14"/>
               </w:rPr>
-              <w:t>A high-volume customer issue receives remediation before a low-volume control gap affecting an external assurance statement.</w:t>
+              <w:t>A high-volume customer issue receives remediation before a low-volume control gap affecting an external confidence statement.</w:t>
             </w:r>
           </w:p>
         </w:tc>
@@ -7313,7 +7313,7 @@
                 <w:color w:val="2F3A4A"/>
                 <w:sz w:val="14"/>
               </w:rPr>
-              <w:t>Defines where the decision may be used in reporting, customer response, executive materials, or public verification.</w:t>
+              <w:t>Defines where the decision may be used in reporting, customer response, executive materials, or public registry record.</w:t>
             </w:r>
           </w:p>
         </w:tc>
@@ -7381,7 +7381,7 @@
                 <w:color w:val="2F3A4A"/>
                 <w:sz w:val="14"/>
               </w:rPr>
-              <w:t>A narrow decision may be reused as broader institutional assurance.</w:t>
+              <w:t>A narrow decision may be reused as broader institutional confidence.</w:t>
             </w:r>
           </w:p>
         </w:tc>
@@ -11486,7 +11486,7 @@
                 <w:color w:val="2F3A4A"/>
                 <w:sz w:val="14"/>
               </w:rPr>
-              <w:t>A response, delivery, renewal, or assurance request must be completed before ordinary review finishes.</w:t>
+              <w:t>A response, delivery, renewal, or confidence request must be completed before ordinary review finishes.</w:t>
             </w:r>
           </w:p>
         </w:tc>
@@ -19688,7 +19688,7 @@
                 <w:color w:val="2F3A4A"/>
                 <w:sz w:val="14"/>
               </w:rPr>
-              <w:t>Customers, partners, investors, public verification, or assessors may rely on the outcome.</w:t>
+              <w:t>Customers, partners, investors, public registry record, or assessors may rely on the outcome.</w:t>
             </w:r>
           </w:p>
         </w:tc>
@@ -24067,7 +24067,7 @@
                 <w:color w:val="2F3A4A"/>
                 <w:sz w:val="14"/>
               </w:rPr>
-              <w:t>A narrow conclusion becomes broad assurance.</w:t>
+              <w:t>A narrow conclusion becomes broad confidence.</w:t>
             </w:r>
           </w:p>
         </w:tc>
